--- a/deliverables/solo-builder-ai-launch-kit-v1/docx/11-30-minute-setup-guide.docx
+++ b/deliverables/solo-builder-ai-launch-kit-v1/docx/11-30-minute-setup-guide.docx
@@ -5,20 +5,14 @@
     <w:p>
       <w:pPr>
         <w:pStyle w:val="Heading1"/>
-        <w:jc w:val="left"/>
       </w:pPr>
       <w:r>
         <w:t>30-Minute Setup Guide</w:t>
       </w:r>
     </w:p>
     <w:p>
-      <w:pPr>
-        <w:spacing w:after="120"/>
-      </w:pPr>
       <w:r>
-        <w:rPr>
-          <w:b w:val="0"/>
-        </w:rPr>
+        <w:rPr/>
         <w:t>Purpose: Create the shortest useful version of the Solo Builder AI Launch Kit when you need a working launch record today.</w:t>
       </w:r>
     </w:p>
@@ -31,24 +25,14 @@
       </w:r>
     </w:p>
     <w:p>
-      <w:pPr>
-        <w:spacing w:after="120"/>
-      </w:pPr>
       <w:r>
-        <w:rPr>
-          <w:b w:val="0"/>
-        </w:rPr>
+        <w:rPr/>
         <w:t>Use this when you are close to launching, publishing, demoing, selling, advertising, onboarding users, or sending AI-assisted client work and need a first record before you go further.</w:t>
       </w:r>
     </w:p>
     <w:p>
-      <w:pPr>
-        <w:spacing w:after="120"/>
-      </w:pPr>
       <w:r>
-        <w:rPr>
-          <w:b w:val="0"/>
-        </w:rPr>
+        <w:rPr/>
         <w:t>This is the minimum viable version, not the full review path.</w:t>
       </w:r>
     </w:p>
@@ -61,24 +45,14 @@
       </w:r>
     </w:p>
     <w:p>
-      <w:pPr>
-        <w:spacing w:after="120"/>
-      </w:pPr>
       <w:r>
-        <w:rPr>
-          <w:b w:val="0"/>
-        </w:rPr>
+        <w:rPr/>
         <w:t>Set a 30-minute timer. Write rough but honest answers. Use Unknown, Needs review, or Not applicable where needed. Do not stop to polish language unless it will be user-facing.</w:t>
       </w:r>
     </w:p>
     <w:p>
-      <w:pPr>
-        <w:spacing w:after="120"/>
-      </w:pPr>
       <w:r>
-        <w:rPr>
-          <w:b w:val="0"/>
-        </w:rPr>
+        <w:rPr/>
         <w:t>If a serious red flag appears, do not force a launch decision just because the timer is running. Mark the blocker and pause or narrow the launch.</w:t>
       </w:r>
     </w:p>
@@ -91,215 +65,160 @@
       </w:r>
     </w:p>
     <w:p>
-      <w:pPr>
-        <w:spacing w:after="120"/>
-      </w:pPr>
       <w:r>
-        <w:rPr>
-          <w:b w:val="0"/>
-        </w:rPr>
-        <w:t>Open `01-ai-project-snapshot.md` and complete only these fields:</w:t>
+        <w:rPr/>
+        <w:t>Open the AI Project Snapshot (document 01) and complete only these fields:</w:t>
       </w:r>
     </w:p>
     <w:p>
       <w:pPr>
         <w:pStyle w:val="ListBullet"/>
-        <w:spacing w:after="120"/>
       </w:pPr>
       <w:r>
-        <w:rPr>
-          <w:b w:val="0"/>
-        </w:rPr>
+        <w:rPr/>
         <w:t>project name</w:t>
       </w:r>
     </w:p>
     <w:p>
       <w:pPr>
         <w:pStyle w:val="ListBullet"/>
-        <w:spacing w:after="120"/>
       </w:pPr>
       <w:r>
-        <w:rPr>
-          <w:b w:val="0"/>
-        </w:rPr>
+        <w:rPr/>
         <w:t>public offer name</w:t>
       </w:r>
     </w:p>
     <w:p>
       <w:pPr>
         <w:pStyle w:val="ListBullet"/>
-        <w:spacing w:after="120"/>
       </w:pPr>
       <w:r>
-        <w:rPr>
-          <w:b w:val="0"/>
-        </w:rPr>
+        <w:rPr/>
         <w:t>owner</w:t>
       </w:r>
     </w:p>
     <w:p>
       <w:pPr>
         <w:pStyle w:val="ListBullet"/>
-        <w:spacing w:after="120"/>
       </w:pPr>
       <w:r>
-        <w:rPr>
-          <w:b w:val="0"/>
-        </w:rPr>
+        <w:rPr/>
         <w:t>date</w:t>
       </w:r>
     </w:p>
     <w:p>
       <w:pPr>
         <w:pStyle w:val="ListBullet"/>
-        <w:spacing w:after="120"/>
       </w:pPr>
       <w:r>
-        <w:rPr>
-          <w:b w:val="0"/>
-        </w:rPr>
+        <w:rPr/>
         <w:t>stage</w:t>
       </w:r>
     </w:p>
     <w:p>
       <w:pPr>
         <w:pStyle w:val="ListBullet"/>
-        <w:spacing w:after="120"/>
       </w:pPr>
       <w:r>
-        <w:rPr>
-          <w:b w:val="0"/>
-        </w:rPr>
+        <w:rPr/>
         <w:t>what the project does</w:t>
       </w:r>
     </w:p>
     <w:p>
       <w:pPr>
         <w:pStyle w:val="ListBullet"/>
-        <w:spacing w:after="120"/>
       </w:pPr>
       <w:r>
-        <w:rPr>
-          <w:b w:val="0"/>
-        </w:rPr>
+        <w:rPr/>
         <w:t>who uses it</w:t>
       </w:r>
     </w:p>
     <w:p>
       <w:pPr>
         <w:pStyle w:val="ListBullet"/>
-        <w:spacing w:after="120"/>
       </w:pPr>
       <w:r>
-        <w:rPr>
-          <w:b w:val="0"/>
-        </w:rPr>
+        <w:rPr/>
         <w:t>who pays for it</w:t>
       </w:r>
     </w:p>
     <w:p>
       <w:pPr>
         <w:pStyle w:val="ListBullet"/>
-        <w:spacing w:after="120"/>
       </w:pPr>
       <w:r>
-        <w:rPr>
-          <w:b w:val="0"/>
-        </w:rPr>
+        <w:rPr/>
         <w:t>where AI is used</w:t>
       </w:r>
     </w:p>
     <w:p>
       <w:pPr>
         <w:pStyle w:val="ListBullet"/>
-        <w:spacing w:after="120"/>
       </w:pPr>
       <w:r>
-        <w:rPr>
-          <w:b w:val="0"/>
-        </w:rPr>
+        <w:rPr/>
         <w:t>AI model/vendor/tool</w:t>
       </w:r>
     </w:p>
     <w:p>
       <w:pPr>
         <w:pStyle w:val="ListBullet"/>
-        <w:spacing w:after="120"/>
       </w:pPr>
       <w:r>
-        <w:rPr>
-          <w:b w:val="0"/>
-        </w:rPr>
+        <w:rPr/>
         <w:t>user data involved</w:t>
       </w:r>
     </w:p>
     <w:p>
       <w:pPr>
         <w:pStyle w:val="ListBullet"/>
-        <w:spacing w:after="120"/>
       </w:pPr>
       <w:r>
-        <w:rPr>
-          <w:b w:val="0"/>
-        </w:rPr>
+        <w:rPr/>
         <w:t>outputs produced</w:t>
       </w:r>
     </w:p>
     <w:p>
       <w:pPr>
         <w:pStyle w:val="ListBullet"/>
-        <w:spacing w:after="120"/>
       </w:pPr>
       <w:r>
-        <w:rPr>
-          <w:b w:val="0"/>
-        </w:rPr>
+        <w:rPr/>
         <w:t>human review points</w:t>
       </w:r>
     </w:p>
     <w:p>
       <w:pPr>
         <w:pStyle w:val="ListBullet"/>
-        <w:spacing w:after="120"/>
       </w:pPr>
       <w:r>
-        <w:rPr>
-          <w:b w:val="0"/>
-        </w:rPr>
+        <w:rPr/>
         <w:t>main risks or unknowns</w:t>
       </w:r>
     </w:p>
     <w:p>
       <w:pPr>
         <w:pStyle w:val="ListBullet"/>
-        <w:spacing w:after="120"/>
       </w:pPr>
       <w:r>
-        <w:rPr>
-          <w:b w:val="0"/>
-        </w:rPr>
+        <w:rPr/>
         <w:t>next review date</w:t>
       </w:r>
     </w:p>
     <w:p>
-      <w:pPr>
-        <w:spacing w:after="120"/>
-      </w:pPr>
       <w:r>
-        <w:rPr>
-          <w:b w:val="0"/>
-        </w:rPr>
+        <w:rPr/>
         <w:t>Minimum useful answer:</w:t>
       </w:r>
     </w:p>
     <w:p>
       <w:pPr>
-        <w:spacing w:after="120"/>
         <w:ind w:left="360"/>
       </w:pPr>
       <w:r>
         <w:rPr>
-          <w:b w:val="0"/>
+          <w:rFonts w:ascii="Arial" w:hAnsi="Arial"/>
+          <w:i/>
         </w:rPr>
         <w:t>[PROJECT] uses AI to [TASK] for [USER]. It uses [DATA] to produce [OUTPUT]. [PERSON] reviews [OUTPUT] before [USE]. Main unknowns: [UNKNOWN].</w:t>
       </w:r>
@@ -313,189 +232,131 @@
       </w:r>
     </w:p>
     <w:p>
-      <w:pPr>
-        <w:spacing w:after="120"/>
-      </w:pPr>
       <w:r>
-        <w:rPr>
-          <w:b w:val="0"/>
-        </w:rPr>
-        <w:t>Open `02-ai-claims-checklist.md` and find the 3-5 claims most likely to matter.</w:t>
+        <w:rPr/>
+        <w:t>Open the AI Claims Checklist (document 02) and find the 3-5 claims most likely to matter.</w:t>
       </w:r>
     </w:p>
     <w:p>
-      <w:pPr>
-        <w:spacing w:after="120"/>
-      </w:pPr>
       <w:r>
-        <w:rPr>
-          <w:b w:val="0"/>
-        </w:rPr>
+        <w:rPr/>
         <w:t>Look at:</w:t>
       </w:r>
     </w:p>
     <w:p>
       <w:pPr>
         <w:pStyle w:val="ListBullet"/>
-        <w:spacing w:after="120"/>
       </w:pPr>
       <w:r>
-        <w:rPr>
-          <w:b w:val="0"/>
-        </w:rPr>
+        <w:rPr/>
         <w:t>homepage or landing page hero copy</w:t>
       </w:r>
     </w:p>
     <w:p>
       <w:pPr>
         <w:pStyle w:val="ListBullet"/>
-        <w:spacing w:after="120"/>
       </w:pPr>
       <w:r>
-        <w:rPr>
-          <w:b w:val="0"/>
-        </w:rPr>
+        <w:rPr/>
         <w:t>product description</w:t>
       </w:r>
     </w:p>
     <w:p>
       <w:pPr>
         <w:pStyle w:val="ListBullet"/>
-        <w:spacing w:after="120"/>
       </w:pPr>
       <w:r>
-        <w:rPr>
-          <w:b w:val="0"/>
-        </w:rPr>
+        <w:rPr/>
         <w:t>checkout or marketplace copy</w:t>
       </w:r>
     </w:p>
     <w:p>
       <w:pPr>
         <w:pStyle w:val="ListBullet"/>
-        <w:spacing w:after="120"/>
       </w:pPr>
       <w:r>
-        <w:rPr>
-          <w:b w:val="0"/>
-        </w:rPr>
+        <w:rPr/>
         <w:t>ads or social posts</w:t>
       </w:r>
     </w:p>
     <w:p>
       <w:pPr>
         <w:pStyle w:val="ListBullet"/>
-        <w:spacing w:after="120"/>
       </w:pPr>
       <w:r>
-        <w:rPr>
-          <w:b w:val="0"/>
-        </w:rPr>
+        <w:rPr/>
         <w:t>sales emails or client proposal language</w:t>
       </w:r>
     </w:p>
     <w:p>
       <w:pPr>
         <w:pStyle w:val="ListBullet"/>
-        <w:spacing w:after="120"/>
       </w:pPr>
       <w:r>
-        <w:rPr>
-          <w:b w:val="0"/>
-        </w:rPr>
+        <w:rPr/>
         <w:t>onboarding and FAQ copy</w:t>
       </w:r>
     </w:p>
     <w:p>
-      <w:pPr>
-        <w:spacing w:after="120"/>
-      </w:pPr>
       <w:r>
-        <w:rPr>
-          <w:b w:val="0"/>
-        </w:rPr>
+        <w:rPr/>
         <w:t>For each claim, ask:</w:t>
       </w:r>
     </w:p>
     <w:p>
       <w:pPr>
         <w:pStyle w:val="ListBullet"/>
-        <w:spacing w:after="120"/>
       </w:pPr>
       <w:r>
-        <w:rPr>
-          <w:b w:val="0"/>
-        </w:rPr>
+        <w:rPr/>
         <w:t>Is it specific?</w:t>
       </w:r>
     </w:p>
     <w:p>
       <w:pPr>
         <w:pStyle w:val="ListBullet"/>
-        <w:spacing w:after="120"/>
       </w:pPr>
       <w:r>
-        <w:rPr>
-          <w:b w:val="0"/>
-        </w:rPr>
+        <w:rPr/>
         <w:t>Is it true today?</w:t>
       </w:r>
     </w:p>
     <w:p>
       <w:pPr>
         <w:pStyle w:val="ListBullet"/>
-        <w:spacing w:after="120"/>
       </w:pPr>
       <w:r>
-        <w:rPr>
-          <w:b w:val="0"/>
-        </w:rPr>
+        <w:rPr/>
         <w:t>Can I support it?</w:t>
       </w:r>
     </w:p>
     <w:p>
       <w:pPr>
         <w:pStyle w:val="ListBullet"/>
-        <w:spacing w:after="120"/>
       </w:pPr>
       <w:r>
-        <w:rPr>
-          <w:b w:val="0"/>
-        </w:rPr>
+        <w:rPr/>
         <w:t>Could a user hear it as a guarantee?</w:t>
       </w:r>
     </w:p>
     <w:p>
       <w:pPr>
         <w:pStyle w:val="ListBullet"/>
-        <w:spacing w:after="120"/>
       </w:pPr>
       <w:r>
-        <w:rPr>
-          <w:b w:val="0"/>
-        </w:rPr>
+        <w:rPr/>
         <w:t>Does it imply legal, financial, medical, professional, safety, compliance, accuracy, automation, or business-outcome advice?</w:t>
       </w:r>
     </w:p>
     <w:p>
-      <w:pPr>
-        <w:spacing w:after="120"/>
-      </w:pPr>
       <w:r>
-        <w:rPr>
-          <w:b w:val="0"/>
-        </w:rPr>
+        <w:rPr/>
         <w:t>Minimum useful answer:</w:t>
       </w:r>
     </w:p>
     <w:p>
-      <w:pPr>
-        <w:spacing w:after="120"/>
-      </w:pPr>
       <w:r>
-        <w:rPr>
-          <w:b w:val="0"/>
-        </w:rPr>
+        <w:rPr/>
         <w:t>Rewrite or remove the one claim that would create the most confusion if a buyer repeated it back to you.</w:t>
       </w:r>
     </w:p>
@@ -508,107 +369,79 @@
       </w:r>
     </w:p>
     <w:p>
-      <w:pPr>
-        <w:spacing w:after="120"/>
-      </w:pPr>
       <w:r>
-        <w:rPr>
-          <w:b w:val="0"/>
-        </w:rPr>
-        <w:t>Open `03-user-data-and-privacy-intake.md` and list:</w:t>
+        <w:rPr/>
+        <w:t>Open the User Data and Privacy Intake (document 03) and list:</w:t>
       </w:r>
     </w:p>
     <w:p>
       <w:pPr>
         <w:pStyle w:val="ListBullet"/>
-        <w:spacing w:after="120"/>
       </w:pPr>
       <w:r>
-        <w:rPr>
-          <w:b w:val="0"/>
-        </w:rPr>
+        <w:rPr/>
         <w:t>what users type, paste, upload, or connect</w:t>
       </w:r>
     </w:p>
     <w:p>
       <w:pPr>
         <w:pStyle w:val="ListBullet"/>
-        <w:spacing w:after="120"/>
       </w:pPr>
       <w:r>
-        <w:rPr>
-          <w:b w:val="0"/>
-        </w:rPr>
+        <w:rPr/>
         <w:t>what you paste into AI tools</w:t>
       </w:r>
     </w:p>
     <w:p>
       <w:pPr>
         <w:pStyle w:val="ListBullet"/>
-        <w:spacing w:after="120"/>
       </w:pPr>
       <w:r>
-        <w:rPr>
-          <w:b w:val="0"/>
-        </w:rPr>
+        <w:rPr/>
         <w:t>what goes to third-party AI vendors</w:t>
       </w:r>
     </w:p>
     <w:p>
       <w:pPr>
         <w:pStyle w:val="ListBullet"/>
-        <w:spacing w:after="120"/>
       </w:pPr>
       <w:r>
-        <w:rPr>
-          <w:b w:val="0"/>
-        </w:rPr>
+        <w:rPr/>
         <w:t>what prompts, logs, files, or outputs are saved</w:t>
       </w:r>
     </w:p>
     <w:p>
       <w:pPr>
         <w:pStyle w:val="ListBullet"/>
-        <w:spacing w:after="120"/>
       </w:pPr>
       <w:r>
-        <w:rPr>
-          <w:b w:val="0"/>
-        </w:rPr>
+        <w:rPr/>
         <w:t>what sensitive data users should avoid submitting</w:t>
       </w:r>
     </w:p>
     <w:p>
       <w:pPr>
         <w:pStyle w:val="ListBullet"/>
-        <w:spacing w:after="120"/>
       </w:pPr>
       <w:r>
-        <w:rPr>
-          <w:b w:val="0"/>
-        </w:rPr>
+        <w:rPr/>
         <w:t>whether users are told AI is involved</w:t>
       </w:r>
     </w:p>
     <w:p>
-      <w:pPr>
-        <w:spacing w:after="120"/>
-      </w:pPr>
       <w:r>
-        <w:rPr>
-          <w:b w:val="0"/>
-        </w:rPr>
+        <w:rPr/>
         <w:t>Minimum useful answer:</w:t>
       </w:r>
     </w:p>
     <w:p>
       <w:pPr>
-        <w:spacing w:after="120"/>
         <w:ind w:left="360"/>
       </w:pPr>
       <w:r>
         <w:rPr>
-          <w:b w:val="0"/>
+          <w:rFonts w:ascii="Arial" w:hAnsi="Arial"/>
+          <w:i/>
         </w:rPr>
         <w:t>This AI workflow uses [DATA] to produce [OUTPUT]. Users should not submit [DATA TO AVOID]. Data is sent to [VENDOR/TOOL] and stored in [LOCATION OR UNKNOWN].</w:t>
       </w:r>
@@ -622,167 +455,119 @@
       </w:r>
     </w:p>
     <w:p>
-      <w:pPr>
-        <w:spacing w:after="120"/>
-      </w:pPr>
       <w:r>
-        <w:rPr>
-          <w:b w:val="0"/>
-        </w:rPr>
-        <w:t>Open `05-red-flag-use-case-triage.md` and mark Yes, No, or Unsure for:</w:t>
+        <w:rPr/>
+        <w:t>Open the Red Flag Use Case Triage (document 05) and mark Yes, No, or Unsure for:</w:t>
       </w:r>
     </w:p>
     <w:p>
       <w:pPr>
         <w:pStyle w:val="ListBullet"/>
-        <w:spacing w:after="120"/>
       </w:pPr>
       <w:r>
-        <w:rPr>
-          <w:b w:val="0"/>
-        </w:rPr>
+        <w:rPr/>
         <w:t>health or medical</w:t>
       </w:r>
     </w:p>
     <w:p>
       <w:pPr>
         <w:pStyle w:val="ListBullet"/>
-        <w:spacing w:after="120"/>
       </w:pPr>
       <w:r>
-        <w:rPr>
-          <w:b w:val="0"/>
-        </w:rPr>
+        <w:rPr/>
         <w:t>mental health or crisis support</w:t>
       </w:r>
     </w:p>
     <w:p>
       <w:pPr>
         <w:pStyle w:val="ListBullet"/>
-        <w:spacing w:after="120"/>
       </w:pPr>
       <w:r>
-        <w:rPr>
-          <w:b w:val="0"/>
-        </w:rPr>
+        <w:rPr/>
         <w:t>legal</w:t>
       </w:r>
     </w:p>
     <w:p>
       <w:pPr>
         <w:pStyle w:val="ListBullet"/>
-        <w:spacing w:after="120"/>
       </w:pPr>
       <w:r>
-        <w:rPr>
-          <w:b w:val="0"/>
-        </w:rPr>
+        <w:rPr/>
         <w:t>financial, tax, credit, or insurance</w:t>
       </w:r>
     </w:p>
     <w:p>
       <w:pPr>
         <w:pStyle w:val="ListBullet"/>
-        <w:spacing w:after="120"/>
       </w:pPr>
       <w:r>
-        <w:rPr>
-          <w:b w:val="0"/>
-        </w:rPr>
+        <w:rPr/>
         <w:t>employment, HR, hiring, education, or housing</w:t>
       </w:r>
     </w:p>
     <w:p>
       <w:pPr>
         <w:pStyle w:val="ListBullet"/>
-        <w:spacing w:after="120"/>
       </w:pPr>
       <w:r>
-        <w:rPr>
-          <w:b w:val="0"/>
-        </w:rPr>
+        <w:rPr/>
         <w:t>children or minors</w:t>
       </w:r>
     </w:p>
     <w:p>
       <w:pPr>
         <w:pStyle w:val="ListBullet"/>
-        <w:spacing w:after="120"/>
       </w:pPr>
       <w:r>
-        <w:rPr>
-          <w:b w:val="0"/>
-        </w:rPr>
+        <w:rPr/>
         <w:t>biometrics, identity, surveillance, or fraud</w:t>
       </w:r>
     </w:p>
     <w:p>
       <w:pPr>
         <w:pStyle w:val="ListBullet"/>
-        <w:spacing w:after="120"/>
       </w:pPr>
       <w:r>
-        <w:rPr>
-          <w:b w:val="0"/>
-        </w:rPr>
+        <w:rPr/>
         <w:t>sensitive personal data</w:t>
       </w:r>
     </w:p>
     <w:p>
       <w:pPr>
         <w:pStyle w:val="ListBullet"/>
-        <w:spacing w:after="120"/>
       </w:pPr>
       <w:r>
-        <w:rPr>
-          <w:b w:val="0"/>
-        </w:rPr>
+        <w:rPr/>
         <w:t>client confidential or contract-restricted data</w:t>
       </w:r>
     </w:p>
     <w:p>
       <w:pPr>
         <w:pStyle w:val="ListBullet"/>
-        <w:spacing w:after="120"/>
       </w:pPr>
       <w:r>
-        <w:rPr>
-          <w:b w:val="0"/>
-        </w:rPr>
+        <w:rPr/>
         <w:t>scraping, third-party data, IP, or likeness</w:t>
       </w:r>
     </w:p>
     <w:p>
       <w:pPr>
         <w:pStyle w:val="ListBullet"/>
-        <w:spacing w:after="120"/>
       </w:pPr>
       <w:r>
-        <w:rPr>
-          <w:b w:val="0"/>
-        </w:rPr>
+        <w:rPr/>
         <w:t>automated decisions with real-world consequences</w:t>
       </w:r>
     </w:p>
     <w:p>
-      <w:pPr>
-        <w:spacing w:after="120"/>
-      </w:pPr>
       <w:r>
-        <w:rPr>
-          <w:b w:val="0"/>
-        </w:rPr>
+        <w:rPr/>
         <w:t>Minimum useful answer:</w:t>
       </w:r>
     </w:p>
     <w:p>
-      <w:pPr>
-        <w:spacing w:after="120"/>
-      </w:pPr>
       <w:r>
-        <w:rPr>
-          <w:b w:val="0"/>
-        </w:rPr>
+        <w:rPr/>
         <w:t>If anything is Yes or Unsure, write one next step: pause, narrow scope, add human review, get qualified advice, check platform/client terms, or document why the issue does not apply.</w:t>
       </w:r>
     </w:p>
@@ -795,115 +580,83 @@
       </w:r>
     </w:p>
     <w:p>
-      <w:pPr>
-        <w:spacing w:after="120"/>
-      </w:pPr>
       <w:r>
-        <w:rPr>
-          <w:b w:val="0"/>
-        </w:rPr>
-        <w:t>Open `04-ai-disclosure-and-disclaimer-builder.md` and draft three short notes:</w:t>
+        <w:rPr/>
+        <w:t>Open the AI Disclosure and Disclaimer Builder (document 04) and draft three short notes:</w:t>
       </w:r>
     </w:p>
     <w:p>
-      <w:pPr>
-        <w:spacing w:after="120"/>
-      </w:pPr>
       <w:r>
-        <w:rPr>
-          <w:b w:val="0"/>
-        </w:rPr>
-        <w:t>1. AI-use disclosure: This feature uses AI to [TASK].</w:t>
+        <w:rPr/>
+        <w:t xml:space="preserve">1. </w:t>
+      </w:r>
+      <w:r>
+        <w:rPr/>
+        <w:t>AI-use disclosure: This feature uses AI to [TASK].</w:t>
       </w:r>
     </w:p>
     <w:p>
-      <w:pPr>
-        <w:spacing w:after="120"/>
-      </w:pPr>
       <w:r>
-        <w:rPr>
-          <w:b w:val="0"/>
-        </w:rPr>
-        <w:t>2. Output limitation: AI output may be incomplete or incorrect, so review it before use.</w:t>
+        <w:rPr/>
+        <w:t xml:space="preserve">2. </w:t>
+      </w:r>
+      <w:r>
+        <w:rPr/>
+        <w:t>Output limitation: AI output may be incomplete or incorrect, so review it before use.</w:t>
       </w:r>
     </w:p>
     <w:p>
-      <w:pPr>
-        <w:spacing w:after="120"/>
-      </w:pPr>
       <w:r>
-        <w:rPr>
-          <w:b w:val="0"/>
-        </w:rPr>
-        <w:t>3. Problem reporting: Contact [EMAIL OR FORM] if something looks wrong.</w:t>
+        <w:rPr/>
+        <w:t xml:space="preserve">3. </w:t>
+      </w:r>
+      <w:r>
+        <w:rPr/>
+        <w:t>Problem reporting: Contact [EMAIL OR FORM] if something looks wrong.</w:t>
       </w:r>
     </w:p>
     <w:p>
-      <w:pPr>
-        <w:spacing w:after="120"/>
-      </w:pPr>
       <w:r>
-        <w:rPr>
-          <w:b w:val="0"/>
-        </w:rPr>
-        <w:t>Then open `08-customer-faq-template.md` and answer these three questions:</w:t>
+        <w:rPr/>
+        <w:t>Then open the Customer FAQ Template (document 08) and answer these three questions:</w:t>
       </w:r>
     </w:p>
     <w:p>
       <w:pPr>
         <w:pStyle w:val="ListBullet"/>
-        <w:spacing w:after="120"/>
       </w:pPr>
       <w:r>
-        <w:rPr>
-          <w:b w:val="0"/>
-        </w:rPr>
+        <w:rPr/>
         <w:t>Do you use AI?</w:t>
       </w:r>
     </w:p>
     <w:p>
       <w:pPr>
         <w:pStyle w:val="ListBullet"/>
-        <w:spacing w:after="120"/>
       </w:pPr>
       <w:r>
-        <w:rPr>
-          <w:b w:val="0"/>
-        </w:rPr>
+        <w:rPr/>
         <w:t>What data does the AI process?</w:t>
       </w:r>
     </w:p>
     <w:p>
       <w:pPr>
         <w:pStyle w:val="ListBullet"/>
-        <w:spacing w:after="120"/>
       </w:pPr>
       <w:r>
-        <w:rPr>
-          <w:b w:val="0"/>
-        </w:rPr>
+        <w:rPr/>
         <w:t>Can I rely on the output?</w:t>
       </w:r>
     </w:p>
     <w:p>
-      <w:pPr>
-        <w:spacing w:after="120"/>
-      </w:pPr>
       <w:r>
-        <w:rPr>
-          <w:b w:val="0"/>
-        </w:rPr>
+        <w:rPr/>
         <w:t>Minimum useful answer:</w:t>
       </w:r>
     </w:p>
     <w:p>
-      <w:pPr>
-        <w:spacing w:after="120"/>
-      </w:pPr>
       <w:r>
-        <w:rPr>
-          <w:b w:val="0"/>
-        </w:rPr>
+        <w:rPr/>
         <w:t>Put the disclosure where users will see it before relying on output. If no public placement exists yet, record where it needs to go.</w:t>
       </w:r>
     </w:p>
@@ -916,106 +669,85 @@
       </w:r>
     </w:p>
     <w:p>
-      <w:pPr>
-        <w:spacing w:after="120"/>
-      </w:pPr>
       <w:r>
-        <w:rPr>
-          <w:b w:val="0"/>
-        </w:rPr>
-        <w:t>Open `07-pre-launch-ai-risk-checklist.md` and choose one final decision:</w:t>
+        <w:rPr/>
+        <w:t>Open the Pre-Launch AI Risk Checklist (document 07) and choose one final decision:</w:t>
       </w:r>
     </w:p>
     <w:p>
       <w:pPr>
         <w:pStyle w:val="ListBullet"/>
-        <w:spacing w:after="120"/>
       </w:pPr>
       <w:r>
-        <w:rPr>
-          <w:b w:val="0"/>
-        </w:rPr>
+        <w:rPr/>
         <w:t>Ready to launch as scoped</w:t>
       </w:r>
     </w:p>
     <w:p>
       <w:pPr>
         <w:pStyle w:val="ListBullet"/>
-        <w:spacing w:after="120"/>
       </w:pPr>
       <w:r>
-        <w:rPr>
-          <w:b w:val="0"/>
-        </w:rPr>
+        <w:rPr/>
         <w:t>Launch only after listed fixes</w:t>
       </w:r>
     </w:p>
     <w:p>
       <w:pPr>
         <w:pStyle w:val="ListBullet"/>
-        <w:spacing w:after="120"/>
       </w:pPr>
       <w:r>
-        <w:rPr>
-          <w:b w:val="0"/>
-        </w:rPr>
+        <w:rPr/>
         <w:t>Narrow scope before launch</w:t>
       </w:r>
     </w:p>
     <w:p>
       <w:pPr>
         <w:pStyle w:val="ListBullet"/>
-        <w:spacing w:after="120"/>
       </w:pPr>
       <w:r>
-        <w:rPr>
-          <w:b w:val="0"/>
-        </w:rPr>
+        <w:rPr/>
         <w:t>Private beta or limited test only</w:t>
       </w:r>
     </w:p>
     <w:p>
       <w:pPr>
         <w:pStyle w:val="ListBullet"/>
-        <w:spacing w:after="120"/>
       </w:pPr>
       <w:r>
-        <w:rPr>
-          <w:b w:val="0"/>
-        </w:rPr>
+        <w:rPr/>
         <w:t>Pause and get qualified help</w:t>
       </w:r>
     </w:p>
     <w:p>
       <w:pPr>
         <w:pStyle w:val="ListBullet"/>
-        <w:spacing w:after="120"/>
       </w:pPr>
       <w:r>
-        <w:rPr>
-          <w:b w:val="0"/>
-        </w:rPr>
+        <w:rPr/>
         <w:t>Do not launch in current form</w:t>
       </w:r>
     </w:p>
     <w:p>
-      <w:pPr>
-        <w:spacing w:after="120"/>
-      </w:pPr>
       <w:r>
-        <w:rPr>
-          <w:b w:val="0"/>
-        </w:rPr>
-        <w:t>Then open `10-ai-change-log.md` and add the launch baseline:</w:t>
+        <w:rPr/>
+        <w:t>Then open the AI Change Log (document 10) and add the launch baseline:</w:t>
       </w:r>
     </w:p>
     <w:tbl>
       <w:tblPr>
-        <w:tblStyle w:val="TableGrid"/>
         <w:tblW w:type="auto" w:w="0"/>
         <w:jc w:val="center"/>
         <w:tblLayout w:type="autofit"/>
         <w:tblLook w:firstColumn="1" w:firstRow="1" w:lastColumn="0" w:lastRow="0" w:noHBand="0" w:noVBand="1" w:val="04A0"/>
+        <w:tblBorders>
+          <w:top w:val="single" w:sz="4" w:space="0" w:color="D7E5F8"/>
+          <w:left w:val="single" w:sz="4" w:space="0" w:color="D7E5F8"/>
+          <w:bottom w:val="single" w:sz="4" w:space="0" w:color="D7E5F8"/>
+          <w:right w:val="single" w:sz="4" w:space="0" w:color="D7E5F8"/>
+          <w:insideH w:val="single" w:sz="4" w:space="0" w:color="D7E5F8"/>
+          <w:insideV w:val="single" w:sz="4" w:space="0" w:color="D7E5F8"/>
+        </w:tblBorders>
       </w:tblPr>
       <w:tblGrid>
         <w:gridCol w:w="2851"/>
@@ -1029,17 +761,23 @@
           <w:tcPr>
             <w:tcW w:type="dxa" w:w="2851"/>
             <w:vAlign w:val="top"/>
-            <w:shd w:fill="D9EAF7"/>
+            <w:tcMar>
+              <w:top w:w="80" w:type="dxa"/>
+              <w:start w:w="80" w:type="dxa"/>
+              <w:bottom w:w="80" w:type="dxa"/>
+              <w:end w:w="80" w:type="dxa"/>
+            </w:tcMar>
+            <w:shd w:fill="EAF4FF"/>
           </w:tcPr>
           <w:p>
             <w:pPr>
               <w:spacing w:after="0"/>
             </w:pPr>
-            <w:r/>
             <w:r>
               <w:rPr>
+                <w:rFonts w:ascii="Arial" w:hAnsi="Arial"/>
                 <w:b/>
-                <w:sz w:val="16"/>
+                <w:sz w:val="18"/>
               </w:rPr>
               <w:t>Date</w:t>
             </w:r>
@@ -1049,17 +787,23 @@
           <w:tcPr>
             <w:tcW w:type="dxa" w:w="2851"/>
             <w:vAlign w:val="top"/>
-            <w:shd w:fill="D9EAF7"/>
+            <w:tcMar>
+              <w:top w:w="80" w:type="dxa"/>
+              <w:start w:w="80" w:type="dxa"/>
+              <w:bottom w:w="80" w:type="dxa"/>
+              <w:end w:w="80" w:type="dxa"/>
+            </w:tcMar>
+            <w:shd w:fill="EAF4FF"/>
           </w:tcPr>
           <w:p>
             <w:pPr>
               <w:spacing w:after="0"/>
             </w:pPr>
-            <w:r/>
             <w:r>
               <w:rPr>
+                <w:rFonts w:ascii="Arial" w:hAnsi="Arial"/>
                 <w:b/>
-                <w:sz w:val="16"/>
+                <w:sz w:val="18"/>
               </w:rPr>
               <w:t>Change type</w:t>
             </w:r>
@@ -1069,17 +813,23 @@
           <w:tcPr>
             <w:tcW w:type="dxa" w:w="2851"/>
             <w:vAlign w:val="top"/>
-            <w:shd w:fill="D9EAF7"/>
+            <w:tcMar>
+              <w:top w:w="80" w:type="dxa"/>
+              <w:start w:w="80" w:type="dxa"/>
+              <w:bottom w:w="80" w:type="dxa"/>
+              <w:end w:w="80" w:type="dxa"/>
+            </w:tcMar>
+            <w:shd w:fill="EAF4FF"/>
           </w:tcPr>
           <w:p>
             <w:pPr>
               <w:spacing w:after="0"/>
             </w:pPr>
-            <w:r/>
             <w:r>
               <w:rPr>
+                <w:rFonts w:ascii="Arial" w:hAnsi="Arial"/>
                 <w:b/>
-                <w:sz w:val="16"/>
+                <w:sz w:val="18"/>
               </w:rPr>
               <w:t>What changed</w:t>
             </w:r>
@@ -1089,17 +839,23 @@
           <w:tcPr>
             <w:tcW w:type="dxa" w:w="2851"/>
             <w:vAlign w:val="top"/>
-            <w:shd w:fill="D9EAF7"/>
+            <w:tcMar>
+              <w:top w:w="80" w:type="dxa"/>
+              <w:start w:w="80" w:type="dxa"/>
+              <w:bottom w:w="80" w:type="dxa"/>
+              <w:end w:w="80" w:type="dxa"/>
+            </w:tcMar>
+            <w:shd w:fill="EAF4FF"/>
           </w:tcPr>
           <w:p>
             <w:pPr>
               <w:spacing w:after="0"/>
             </w:pPr>
-            <w:r/>
             <w:r>
               <w:rPr>
+                <w:rFonts w:ascii="Arial" w:hAnsi="Arial"/>
                 <w:b/>
-                <w:sz w:val="16"/>
+                <w:sz w:val="18"/>
               </w:rPr>
               <w:t>Why it changed</w:t>
             </w:r>
@@ -1109,17 +865,23 @@
           <w:tcPr>
             <w:tcW w:type="dxa" w:w="2851"/>
             <w:vAlign w:val="top"/>
-            <w:shd w:fill="D9EAF7"/>
+            <w:tcMar>
+              <w:top w:w="80" w:type="dxa"/>
+              <w:start w:w="80" w:type="dxa"/>
+              <w:bottom w:w="80" w:type="dxa"/>
+              <w:end w:w="80" w:type="dxa"/>
+            </w:tcMar>
+            <w:shd w:fill="EAF4FF"/>
           </w:tcPr>
           <w:p>
             <w:pPr>
               <w:spacing w:after="0"/>
             </w:pPr>
-            <w:r/>
             <w:r>
               <w:rPr>
+                <w:rFonts w:ascii="Arial" w:hAnsi="Arial"/>
                 <w:b/>
-                <w:sz w:val="16"/>
+                <w:sz w:val="18"/>
               </w:rPr>
               <w:t>Next review</w:t>
             </w:r>
@@ -1131,16 +893,21 @@
           <w:tcPr>
             <w:tcW w:type="dxa" w:w="2851"/>
             <w:vAlign w:val="top"/>
+            <w:tcMar>
+              <w:top w:w="80" w:type="dxa"/>
+              <w:start w:w="80" w:type="dxa"/>
+              <w:bottom w:w="80" w:type="dxa"/>
+              <w:end w:w="80" w:type="dxa"/>
+            </w:tcMar>
           </w:tcPr>
           <w:p>
             <w:pPr>
               <w:spacing w:after="0"/>
             </w:pPr>
-            <w:r/>
             <w:r>
               <w:rPr>
-                <w:b w:val="0"/>
-                <w:sz w:val="16"/>
+                <w:rFonts w:ascii="Arial" w:hAnsi="Arial"/>
+                <w:sz w:val="18"/>
               </w:rPr>
               <w:t>[DATE]</w:t>
             </w:r>
@@ -1150,16 +917,21 @@
           <w:tcPr>
             <w:tcW w:type="dxa" w:w="2851"/>
             <w:vAlign w:val="top"/>
+            <w:tcMar>
+              <w:top w:w="80" w:type="dxa"/>
+              <w:start w:w="80" w:type="dxa"/>
+              <w:bottom w:w="80" w:type="dxa"/>
+              <w:end w:w="80" w:type="dxa"/>
+            </w:tcMar>
           </w:tcPr>
           <w:p>
             <w:pPr>
               <w:spacing w:after="0"/>
             </w:pPr>
-            <w:r/>
             <w:r>
               <w:rPr>
-                <w:b w:val="0"/>
-                <w:sz w:val="16"/>
+                <w:rFonts w:ascii="Arial" w:hAnsi="Arial"/>
+                <w:sz w:val="18"/>
               </w:rPr>
               <w:t>Launch baseline</w:t>
             </w:r>
@@ -1169,16 +941,21 @@
           <w:tcPr>
             <w:tcW w:type="dxa" w:w="2851"/>
             <w:vAlign w:val="top"/>
+            <w:tcMar>
+              <w:top w:w="80" w:type="dxa"/>
+              <w:start w:w="80" w:type="dxa"/>
+              <w:bottom w:w="80" w:type="dxa"/>
+              <w:end w:w="80" w:type="dxa"/>
+            </w:tcMar>
           </w:tcPr>
           <w:p>
             <w:pPr>
               <w:spacing w:after="0"/>
             </w:pPr>
-            <w:r/>
             <w:r>
               <w:rPr>
-                <w:b w:val="0"/>
-                <w:sz w:val="16"/>
+                <w:rFonts w:ascii="Arial" w:hAnsi="Arial"/>
+                <w:sz w:val="18"/>
               </w:rPr>
               <w:t>First version of AI project reviewed with Solo Builder AI Launch Kit.</w:t>
             </w:r>
@@ -1188,16 +965,21 @@
           <w:tcPr>
             <w:tcW w:type="dxa" w:w="2851"/>
             <w:vAlign w:val="top"/>
+            <w:tcMar>
+              <w:top w:w="80" w:type="dxa"/>
+              <w:start w:w="80" w:type="dxa"/>
+              <w:bottom w:w="80" w:type="dxa"/>
+              <w:end w:w="80" w:type="dxa"/>
+            </w:tcMar>
           </w:tcPr>
           <w:p>
             <w:pPr>
               <w:spacing w:after="0"/>
             </w:pPr>
-            <w:r/>
             <w:r>
               <w:rPr>
-                <w:b w:val="0"/>
-                <w:sz w:val="16"/>
+                <w:rFonts w:ascii="Arial" w:hAnsi="Arial"/>
+                <w:sz w:val="18"/>
               </w:rPr>
               <w:t>Prepare before public or paid launch.</w:t>
             </w:r>
@@ -1207,16 +989,21 @@
           <w:tcPr>
             <w:tcW w:type="dxa" w:w="2851"/>
             <w:vAlign w:val="top"/>
+            <w:tcMar>
+              <w:top w:w="80" w:type="dxa"/>
+              <w:start w:w="80" w:type="dxa"/>
+              <w:bottom w:w="80" w:type="dxa"/>
+              <w:end w:w="80" w:type="dxa"/>
+            </w:tcMar>
           </w:tcPr>
           <w:p>
             <w:pPr>
               <w:spacing w:after="0"/>
             </w:pPr>
-            <w:r/>
             <w:r>
               <w:rPr>
-                <w:b w:val="0"/>
-                <w:sz w:val="16"/>
+                <w:rFonts w:ascii="Arial" w:hAnsi="Arial"/>
+                <w:sz w:val="18"/>
               </w:rPr>
               <w:t>[DATE]</w:t>
             </w:r>
@@ -1226,24 +1013,14 @@
     </w:tbl>
     <w:p/>
     <w:p>
-      <w:pPr>
-        <w:spacing w:after="120"/>
-      </w:pPr>
       <w:r>
-        <w:rPr>
-          <w:b w:val="0"/>
-        </w:rPr>
+        <w:rPr/>
         <w:t>Minimum useful answer:</w:t>
       </w:r>
     </w:p>
     <w:p>
-      <w:pPr>
-        <w:spacing w:after="120"/>
-      </w:pPr>
       <w:r>
-        <w:rPr>
-          <w:b w:val="0"/>
-        </w:rPr>
+        <w:rPr/>
         <w:t>Write the decision, the owner, the blockers, and the next review date.</w:t>
       </w:r>
     </w:p>
@@ -1256,108 +1033,77 @@
       </w:r>
     </w:p>
     <w:p>
-      <w:pPr>
-        <w:spacing w:after="120"/>
-      </w:pPr>
       <w:r>
-        <w:rPr>
-          <w:b w:val="0"/>
-        </w:rPr>
+        <w:rPr/>
         <w:t>A good 30-minute version makes these things visible:</w:t>
       </w:r>
     </w:p>
     <w:p>
       <w:pPr>
         <w:pStyle w:val="ListBullet"/>
-        <w:spacing w:after="120"/>
       </w:pPr>
       <w:r>
-        <w:rPr>
-          <w:b w:val="0"/>
-        </w:rPr>
+        <w:rPr/>
         <w:t>what the AI does</w:t>
       </w:r>
     </w:p>
     <w:p>
       <w:pPr>
         <w:pStyle w:val="ListBullet"/>
-        <w:spacing w:after="120"/>
       </w:pPr>
       <w:r>
-        <w:rPr>
-          <w:b w:val="0"/>
-        </w:rPr>
+        <w:rPr/>
         <w:t>what data it touches</w:t>
       </w:r>
     </w:p>
     <w:p>
       <w:pPr>
         <w:pStyle w:val="ListBullet"/>
-        <w:spacing w:after="120"/>
       </w:pPr>
       <w:r>
-        <w:rPr>
-          <w:b w:val="0"/>
-        </w:rPr>
+        <w:rPr/>
         <w:t>what claims you are making</w:t>
       </w:r>
     </w:p>
     <w:p>
       <w:pPr>
         <w:pStyle w:val="ListBullet"/>
-        <w:spacing w:after="120"/>
       </w:pPr>
       <w:r>
-        <w:rPr>
-          <w:b w:val="0"/>
-        </w:rPr>
+        <w:rPr/>
         <w:t>what users should know</w:t>
       </w:r>
     </w:p>
     <w:p>
       <w:pPr>
         <w:pStyle w:val="ListBullet"/>
-        <w:spacing w:after="120"/>
       </w:pPr>
       <w:r>
-        <w:rPr>
-          <w:b w:val="0"/>
-        </w:rPr>
+        <w:rPr/>
         <w:t>what red flags might exist</w:t>
       </w:r>
     </w:p>
     <w:p>
       <w:pPr>
         <w:pStyle w:val="ListBullet"/>
-        <w:spacing w:after="120"/>
       </w:pPr>
       <w:r>
-        <w:rPr>
-          <w:b w:val="0"/>
-        </w:rPr>
+        <w:rPr/>
         <w:t>what needs to be fixed before launch</w:t>
       </w:r>
     </w:p>
     <w:p>
       <w:pPr>
         <w:pStyle w:val="ListBullet"/>
-        <w:spacing w:after="120"/>
       </w:pPr>
       <w:r>
-        <w:rPr>
-          <w:b w:val="0"/>
-        </w:rPr>
+        <w:rPr/>
         <w:t>what changed or needs review next</w:t>
       </w:r>
     </w:p>
     <w:p>
-      <w:pPr>
-        <w:spacing w:after="120"/>
-      </w:pPr>
       <w:r>
-        <w:rPr>
-          <w:b w:val="0"/>
-        </w:rPr>
+        <w:rPr/>
         <w:t>It does not need to sound polished. It needs to be specific enough that future you can understand what you decided.</w:t>
       </w:r>
     </w:p>
@@ -1372,71 +1118,51 @@
     <w:p>
       <w:pPr>
         <w:pStyle w:val="ListBullet"/>
-        <w:spacing w:after="120"/>
       </w:pPr>
       <w:r>
-        <w:rPr>
-          <w:b w:val="0"/>
-        </w:rPr>
+        <w:rPr/>
         <w:t>You marked any red flag as Yes or Unsure.</w:t>
       </w:r>
     </w:p>
     <w:p>
       <w:pPr>
         <w:pStyle w:val="ListBullet"/>
-        <w:spacing w:after="120"/>
       </w:pPr>
       <w:r>
-        <w:rPr>
-          <w:b w:val="0"/>
-        </w:rPr>
+        <w:rPr/>
         <w:t>You are launching a paid offer before finishing the full review path.</w:t>
       </w:r>
     </w:p>
     <w:p>
       <w:pPr>
         <w:pStyle w:val="ListBullet"/>
-        <w:spacing w:after="120"/>
       </w:pPr>
       <w:r>
-        <w:rPr>
-          <w:b w:val="0"/>
-        </w:rPr>
+        <w:rPr/>
         <w:t>You do not yet have a user-facing disclosure or report-a-problem path.</w:t>
       </w:r>
     </w:p>
     <w:p>
       <w:pPr>
         <w:pStyle w:val="ListBullet"/>
-        <w:spacing w:after="120"/>
       </w:pPr>
       <w:r>
-        <w:rPr>
-          <w:b w:val="0"/>
-        </w:rPr>
+        <w:rPr/>
         <w:t>You found a claim that sounds like a guarantee, compliance promise, professional advice, accuracy promise, automation promise, or certain business outcome.</w:t>
       </w:r>
     </w:p>
     <w:p>
       <w:pPr>
         <w:pStyle w:val="ListBullet"/>
-        <w:spacing w:after="120"/>
       </w:pPr>
       <w:r>
-        <w:rPr>
-          <w:b w:val="0"/>
-        </w:rPr>
+        <w:rPr/>
         <w:t>You do not know what data is sent to a vendor or stored in logs.</w:t>
       </w:r>
     </w:p>
     <w:p>
-      <w:pPr>
-        <w:spacing w:after="120"/>
-      </w:pPr>
       <w:r>
-        <w:rPr>
-          <w:b w:val="0"/>
-        </w:rPr>
+        <w:rPr/>
         <w:t>Short boundary: This worksheet is educational information, not legal advice. It helps you create a first practical record and spot questions to review. Review specific legal, privacy, contractual, security, platform, or regulatory obligations with qualified counsel or the appropriate advisor.</w:t>
       </w:r>
     </w:p>
